--- a/3year/5semester/DBMS/lab3/lab3_отчёт.docx
+++ b/3year/5semester/DBMS/lab3/lab3_отчёт.docx
@@ -1,6 +1,6 @@
 
 <file path=word/document.xml><?xml version="1.0" encoding="utf-8"?>
-<w:document xmlns:wpc="http://schemas.microsoft.com/office/word/2010/wordprocessingCanvas" xmlns:cx="http://schemas.microsoft.com/office/drawing/2014/chartex" xmlns:cx1="http://schemas.microsoft.com/office/drawing/2015/9/8/chartex" xmlns:cx2="http://schemas.microsoft.com/office/drawing/2015/10/21/chartex" xmlns:cx3="http://schemas.microsoft.com/office/drawing/2016/5/9/chartex" xmlns:cx4="http://schemas.microsoft.com/office/drawing/2016/5/10/chartex" xmlns:cx5="http://schemas.microsoft.com/office/drawing/2016/5/11/chartex" xmlns:cx6="http://schemas.microsoft.com/office/drawing/2016/5/12/chartex" xmlns:cx7="http://schemas.microsoft.com/office/drawing/2016/5/13/chartex" xmlns:cx8="http://schemas.microsoft.com/office/drawing/2016/5/14/chartex" xmlns:mc="http://schemas.openxmlformats.org/markup-compatibility/2006" xmlns:aink="http://schemas.microsoft.com/office/drawing/2016/ink" xmlns:am3d="http://schemas.microsoft.com/office/drawing/2017/model3d" xmlns:o="urn:schemas-microsoft-com:office:office" xmlns:oel="http://schemas.microsoft.com/office/2019/extlst" xmlns:r="http://schemas.openxmlformats.org/officeDocument/2006/relationships" xmlns:m="http://schemas.openxmlformats.org/officeDocument/2006/math" xmlns:v="urn:schemas-microsoft-com:vml" xmlns:wp14="http://schemas.microsoft.com/office/word/2010/wordprocessingDrawing" xmlns:wp="http://schemas.openxmlformats.org/drawingml/2006/wordprocessingDrawing" xmlns:w10="urn:schemas-microsoft-com:office:word" xmlns:w="http://schemas.openxmlformats.org/wordprocessingml/2006/main" xmlns:w14="http://schemas.microsoft.com/office/word/2010/wordml" xmlns:w15="http://schemas.microsoft.com/office/word/2012/wordml" xmlns:w16cex="http://schemas.microsoft.com/office/word/2018/wordml/cex" xmlns:w16cid="http://schemas.microsoft.com/office/word/2016/wordml/cid" xmlns:w16="http://schemas.microsoft.com/office/word/2018/wordml" xmlns:w16du="http://schemas.microsoft.com/office/word/2023/wordml/word16du" xmlns:w16sdtdh="http://schemas.microsoft.com/office/word/2020/wordml/sdtdatahash" xmlns:w16sdtfl="http://schemas.microsoft.com/office/word/2024/wordml/sdtformatlock" xmlns:w16se="http://schemas.microsoft.com/office/word/2015/wordml/symex" xmlns:wpg="http://schemas.microsoft.com/office/word/2010/wordprocessingGroup" xmlns:wpi="http://schemas.microsoft.com/office/word/2010/wordprocessingInk" xmlns:wne="http://schemas.microsoft.com/office/word/2006/wordml" xmlns:wps="http://schemas.microsoft.com/office/word/2010/wordprocessingShape" mc:Ignorable="w14 w15 w16se w16cid w16 w16cex w16sdtdh w16sdtfl w16du wp14">
+<w:document xmlns:wpc="http://schemas.microsoft.com/office/word/2010/wordprocessingCanvas" xmlns:cx="http://schemas.microsoft.com/office/drawing/2014/chartex" xmlns:mc="http://schemas.openxmlformats.org/markup-compatibility/2006" xmlns:o="urn:schemas-microsoft-com:office:office" xmlns:r="http://schemas.openxmlformats.org/officeDocument/2006/relationships" xmlns:m="http://schemas.openxmlformats.org/officeDocument/2006/math" xmlns:v="urn:schemas-microsoft-com:vml" xmlns:wp14="http://schemas.microsoft.com/office/word/2010/wordprocessingDrawing" xmlns:wp="http://schemas.openxmlformats.org/drawingml/2006/wordprocessingDrawing" xmlns:w10="urn:schemas-microsoft-com:office:word" xmlns:w="http://schemas.openxmlformats.org/wordprocessingml/2006/main" xmlns:w14="http://schemas.microsoft.com/office/word/2010/wordml" xmlns:w15="http://schemas.microsoft.com/office/word/2012/wordml" xmlns:w16se="http://schemas.microsoft.com/office/word/2015/wordml/symex" xmlns:wpg="http://schemas.microsoft.com/office/word/2010/wordprocessingGroup" xmlns:wpi="http://schemas.microsoft.com/office/word/2010/wordprocessingInk" xmlns:wne="http://schemas.microsoft.com/office/word/2006/wordml" xmlns:wps="http://schemas.microsoft.com/office/word/2010/wordprocessingShape" mc:Ignorable="w14 w15 w16se wp14">
   <w:body>
     <w:p>
       <w:pPr>
@@ -824,7 +824,15 @@
           <w:szCs w:val="28"/>
         </w:rPr>
         <w:lastRenderedPageBreak/>
-        <w:t xml:space="preserve">В рамках лабораторной работы №4 выполнено заполнение базы данных «Служба занятости» тестовыми данными с последующей проверкой работы всех установленных ограничений целостности. Работа проводилась в СУБД </w:t>
+        <w:t>В рамках лабораторной работы</w:t>
+      </w:r>
+      <w:r>
+        <w:rPr>
+          <w:rFonts w:ascii="Times New Roman" w:hAnsi="Times New Roman" w:cs="Times New Roman"/>
+          <w:sz w:val="28"/>
+          <w:szCs w:val="28"/>
+        </w:rPr>
+        <w:t xml:space="preserve"> выполнено заполнение базы данных «Служба занятости» тестовыми данными с последующей проверкой работы всех установленных ограничений целостности. Работа проводилась в СУБД </w:t>
       </w:r>
       <w:proofErr w:type="spellStart"/>
       <w:r>
@@ -922,18 +930,32 @@
     <w:p>
       <w:pPr>
         <w:spacing w:after="0" w:line="360" w:lineRule="auto"/>
-        <w:jc w:val="center"/>
-        <w:rPr>
-          <w:rFonts w:ascii="Times New Roman" w:hAnsi="Times New Roman" w:cs="Times New Roman"/>
-          <w:sz w:val="28"/>
-          <w:szCs w:val="28"/>
-        </w:rPr>
-      </w:pPr>
-      <w:r>
-        <w:rPr>
-          <w:rFonts w:ascii="Times New Roman" w:hAnsi="Times New Roman" w:cs="Times New Roman"/>
-          <w:sz w:val="28"/>
-          <w:szCs w:val="28"/>
+        <w:ind w:firstLine="709"/>
+        <w:jc w:val="both"/>
+        <w:rPr>
+          <w:rFonts w:ascii="Times New Roman" w:hAnsi="Times New Roman" w:cs="Times New Roman"/>
+          <w:sz w:val="28"/>
+          <w:szCs w:val="28"/>
+        </w:rPr>
+      </w:pPr>
+    </w:p>
+    <w:p>
+      <w:pPr>
+        <w:spacing w:after="0" w:line="360" w:lineRule="auto"/>
+        <w:jc w:val="center"/>
+        <w:rPr>
+          <w:rFonts w:ascii="Times New Roman" w:hAnsi="Times New Roman" w:cs="Times New Roman"/>
+          <w:sz w:val="28"/>
+          <w:szCs w:val="28"/>
+        </w:rPr>
+      </w:pPr>
+      <w:r>
+        <w:rPr>
+          <w:rFonts w:ascii="Times New Roman" w:hAnsi="Times New Roman" w:cs="Times New Roman"/>
+          <w:noProof/>
+          <w:sz w:val="28"/>
+          <w:szCs w:val="28"/>
+          <w:lang w:eastAsia="ru-RU"/>
         </w:rPr>
         <w:drawing>
           <wp:inline distT="0" distB="0" distL="0" distR="0" wp14:anchorId="68646728" wp14:editId="6AD6725A">
@@ -987,6 +1009,27 @@
           <w:rFonts w:ascii="Times New Roman" w:hAnsi="Times New Roman" w:cs="Times New Roman"/>
           <w:sz w:val="28"/>
           <w:szCs w:val="28"/>
+        </w:rPr>
+        <w:t>Рисунок 1. SQL-запрос очистки таблиц</w:t>
+      </w:r>
+    </w:p>
+    <w:p>
+      <w:pPr>
+        <w:spacing w:after="0" w:line="360" w:lineRule="auto"/>
+        <w:jc w:val="center"/>
+        <w:rPr>
+          <w:rFonts w:ascii="Times New Roman" w:hAnsi="Times New Roman" w:cs="Times New Roman"/>
+          <w:sz w:val="28"/>
+          <w:szCs w:val="28"/>
+        </w:rPr>
+      </w:pPr>
+      <w:r>
+        <w:rPr>
+          <w:rFonts w:ascii="Times New Roman" w:hAnsi="Times New Roman" w:cs="Times New Roman"/>
+          <w:noProof/>
+          <w:sz w:val="28"/>
+          <w:szCs w:val="28"/>
+          <w:lang w:eastAsia="ru-RU"/>
         </w:rPr>
         <w:lastRenderedPageBreak/>
         <w:drawing>
@@ -1042,6 +1085,38 @@
           <w:sz w:val="28"/>
           <w:szCs w:val="28"/>
         </w:rPr>
+        <w:t>Рисунок 2. Заполнение таблицы статусов вакансий</w:t>
+      </w:r>
+    </w:p>
+    <w:p>
+      <w:pPr>
+        <w:spacing w:after="0" w:line="360" w:lineRule="auto"/>
+        <w:jc w:val="center"/>
+        <w:rPr>
+          <w:rFonts w:ascii="Times New Roman" w:hAnsi="Times New Roman" w:cs="Times New Roman"/>
+          <w:sz w:val="28"/>
+          <w:szCs w:val="28"/>
+        </w:rPr>
+      </w:pPr>
+    </w:p>
+    <w:p>
+      <w:pPr>
+        <w:spacing w:after="0" w:line="360" w:lineRule="auto"/>
+        <w:jc w:val="center"/>
+        <w:rPr>
+          <w:rFonts w:ascii="Times New Roman" w:hAnsi="Times New Roman" w:cs="Times New Roman"/>
+          <w:sz w:val="28"/>
+          <w:szCs w:val="28"/>
+        </w:rPr>
+      </w:pPr>
+      <w:r>
+        <w:rPr>
+          <w:rFonts w:ascii="Times New Roman" w:hAnsi="Times New Roman" w:cs="Times New Roman"/>
+          <w:noProof/>
+          <w:sz w:val="28"/>
+          <w:szCs w:val="28"/>
+          <w:lang w:eastAsia="ru-RU"/>
+        </w:rPr>
         <w:drawing>
           <wp:inline distT="0" distB="0" distL="0" distR="0" wp14:anchorId="0CA26D59" wp14:editId="01FEA45E">
             <wp:extent cx="5940425" cy="3498215"/>
@@ -1094,6 +1169,58 @@
           <w:rFonts w:ascii="Times New Roman" w:hAnsi="Times New Roman" w:cs="Times New Roman"/>
           <w:sz w:val="28"/>
           <w:szCs w:val="28"/>
+        </w:rPr>
+        <w:t>Рисунок 3. Заполнение таблицы статусов откликов</w:t>
+      </w:r>
+    </w:p>
+    <w:p>
+      <w:pPr>
+        <w:spacing w:after="0" w:line="360" w:lineRule="auto"/>
+        <w:jc w:val="center"/>
+        <w:rPr>
+          <w:rFonts w:ascii="Times New Roman" w:hAnsi="Times New Roman" w:cs="Times New Roman"/>
+          <w:sz w:val="28"/>
+          <w:szCs w:val="28"/>
+        </w:rPr>
+      </w:pPr>
+    </w:p>
+    <w:p>
+      <w:pPr>
+        <w:spacing w:after="0" w:line="360" w:lineRule="auto"/>
+        <w:ind w:firstLine="709"/>
+        <w:jc w:val="both"/>
+        <w:rPr>
+          <w:rFonts w:ascii="Times New Roman" w:hAnsi="Times New Roman" w:cs="Times New Roman"/>
+          <w:sz w:val="28"/>
+          <w:szCs w:val="28"/>
+        </w:rPr>
+      </w:pPr>
+      <w:r>
+        <w:rPr>
+          <w:rFonts w:ascii="Times New Roman" w:hAnsi="Times New Roman" w:cs="Times New Roman"/>
+          <w:sz w:val="28"/>
+          <w:szCs w:val="28"/>
+        </w:rPr>
+        <w:t>Таблица категорий заполнена с учётом рекурсивной связи, где некоторые категории являются подкатегориями других.</w:t>
+      </w:r>
+    </w:p>
+    <w:p>
+      <w:pPr>
+        <w:spacing w:after="0" w:line="360" w:lineRule="auto"/>
+        <w:jc w:val="center"/>
+        <w:rPr>
+          <w:rFonts w:ascii="Times New Roman" w:hAnsi="Times New Roman" w:cs="Times New Roman"/>
+          <w:sz w:val="28"/>
+          <w:szCs w:val="28"/>
+        </w:rPr>
+      </w:pPr>
+      <w:r>
+        <w:rPr>
+          <w:rFonts w:ascii="Times New Roman" w:hAnsi="Times New Roman" w:cs="Times New Roman"/>
+          <w:noProof/>
+          <w:sz w:val="28"/>
+          <w:szCs w:val="28"/>
+          <w:lang w:eastAsia="ru-RU"/>
         </w:rPr>
         <w:lastRenderedPageBreak/>
         <w:drawing>
@@ -1149,6 +1276,69 @@
           <w:sz w:val="28"/>
           <w:szCs w:val="28"/>
         </w:rPr>
+        <w:t>Рисунок 4. Заполнение иерархической таблицы категорий</w:t>
+      </w:r>
+    </w:p>
+    <w:p>
+      <w:pPr>
+        <w:spacing w:after="0" w:line="360" w:lineRule="auto"/>
+        <w:jc w:val="center"/>
+        <w:rPr>
+          <w:rFonts w:ascii="Times New Roman" w:hAnsi="Times New Roman" w:cs="Times New Roman"/>
+          <w:sz w:val="28"/>
+          <w:szCs w:val="28"/>
+        </w:rPr>
+      </w:pPr>
+    </w:p>
+    <w:p>
+      <w:pPr>
+        <w:spacing w:after="0" w:line="360" w:lineRule="auto"/>
+        <w:ind w:firstLine="709"/>
+        <w:jc w:val="both"/>
+        <w:rPr>
+          <w:rFonts w:ascii="Times New Roman" w:hAnsi="Times New Roman" w:cs="Times New Roman"/>
+          <w:sz w:val="28"/>
+          <w:szCs w:val="28"/>
+        </w:rPr>
+      </w:pPr>
+      <w:r>
+        <w:rPr>
+          <w:rFonts w:ascii="Times New Roman" w:hAnsi="Times New Roman" w:cs="Times New Roman"/>
+          <w:sz w:val="28"/>
+          <w:szCs w:val="28"/>
+        </w:rPr>
+        <w:t>После заполнения справочников выполнено последовательное заполнение основных таблиц с соблюдением ссылочной целостности.</w:t>
+      </w:r>
+    </w:p>
+    <w:p>
+      <w:pPr>
+        <w:spacing w:after="0" w:line="360" w:lineRule="auto"/>
+        <w:jc w:val="center"/>
+        <w:rPr>
+          <w:rFonts w:ascii="Times New Roman" w:hAnsi="Times New Roman" w:cs="Times New Roman"/>
+          <w:sz w:val="28"/>
+          <w:szCs w:val="28"/>
+        </w:rPr>
+      </w:pPr>
+    </w:p>
+    <w:p>
+      <w:pPr>
+        <w:spacing w:after="0" w:line="360" w:lineRule="auto"/>
+        <w:jc w:val="center"/>
+        <w:rPr>
+          <w:rFonts w:ascii="Times New Roman" w:hAnsi="Times New Roman" w:cs="Times New Roman"/>
+          <w:sz w:val="28"/>
+          <w:szCs w:val="28"/>
+        </w:rPr>
+      </w:pPr>
+      <w:r>
+        <w:rPr>
+          <w:rFonts w:ascii="Times New Roman" w:hAnsi="Times New Roman" w:cs="Times New Roman"/>
+          <w:noProof/>
+          <w:sz w:val="28"/>
+          <w:szCs w:val="28"/>
+          <w:lang w:eastAsia="ru-RU"/>
+        </w:rPr>
         <w:drawing>
           <wp:inline distT="0" distB="0" distL="0" distR="0" wp14:anchorId="3BF922EE" wp14:editId="2AE65DB3">
             <wp:extent cx="5940425" cy="3519805"/>
@@ -1202,7 +1392,38 @@
           <w:sz w:val="28"/>
           <w:szCs w:val="28"/>
         </w:rPr>
-        <w:lastRenderedPageBreak/>
+        <w:t>Рисунок 5. Заполнение таблицы работодателей</w:t>
+      </w:r>
+    </w:p>
+    <w:p>
+      <w:pPr>
+        <w:spacing w:after="0" w:line="360" w:lineRule="auto"/>
+        <w:jc w:val="center"/>
+        <w:rPr>
+          <w:rFonts w:ascii="Times New Roman" w:hAnsi="Times New Roman" w:cs="Times New Roman"/>
+          <w:sz w:val="28"/>
+          <w:szCs w:val="28"/>
+        </w:rPr>
+      </w:pPr>
+    </w:p>
+    <w:p>
+      <w:pPr>
+        <w:spacing w:after="0" w:line="360" w:lineRule="auto"/>
+        <w:jc w:val="center"/>
+        <w:rPr>
+          <w:rFonts w:ascii="Times New Roman" w:hAnsi="Times New Roman" w:cs="Times New Roman"/>
+          <w:sz w:val="28"/>
+          <w:szCs w:val="28"/>
+        </w:rPr>
+      </w:pPr>
+      <w:r>
+        <w:rPr>
+          <w:rFonts w:ascii="Times New Roman" w:hAnsi="Times New Roman" w:cs="Times New Roman"/>
+          <w:noProof/>
+          <w:sz w:val="28"/>
+          <w:szCs w:val="28"/>
+          <w:lang w:eastAsia="ru-RU"/>
+        </w:rPr>
         <w:drawing>
           <wp:inline distT="0" distB="0" distL="0" distR="0" wp14:anchorId="06A81BDC" wp14:editId="0ED3ED9D">
             <wp:extent cx="5940425" cy="3499485"/>
@@ -1239,22 +1460,59 @@
           </wp:inline>
         </w:drawing>
       </w:r>
-    </w:p>
-    <w:p>
-      <w:pPr>
-        <w:spacing w:after="0" w:line="360" w:lineRule="auto"/>
-        <w:jc w:val="center"/>
-        <w:rPr>
-          <w:rFonts w:ascii="Times New Roman" w:hAnsi="Times New Roman" w:cs="Times New Roman"/>
-          <w:sz w:val="28"/>
-          <w:szCs w:val="28"/>
-        </w:rPr>
-      </w:pPr>
-      <w:r>
-        <w:rPr>
-          <w:rFonts w:ascii="Times New Roman" w:hAnsi="Times New Roman" w:cs="Times New Roman"/>
-          <w:sz w:val="28"/>
-          <w:szCs w:val="28"/>
+      <w:r>
+        <w:rPr>
+          <w:rFonts w:ascii="Times New Roman" w:hAnsi="Times New Roman" w:cs="Times New Roman"/>
+          <w:sz w:val="28"/>
+          <w:szCs w:val="28"/>
+        </w:rPr>
+        <w:br/>
+      </w:r>
+      <w:r>
+        <w:rPr>
+          <w:rFonts w:ascii="Times New Roman" w:hAnsi="Times New Roman" w:cs="Times New Roman"/>
+          <w:sz w:val="28"/>
+          <w:szCs w:val="28"/>
+        </w:rPr>
+        <w:t>Рисунок 6. Заполнение табли</w:t>
+      </w:r>
+      <w:r>
+        <w:rPr>
+          <w:rFonts w:ascii="Times New Roman" w:hAnsi="Times New Roman" w:cs="Times New Roman"/>
+          <w:sz w:val="28"/>
+          <w:szCs w:val="28"/>
+        </w:rPr>
+        <w:t>цы сотрудников службы занятости</w:t>
+      </w:r>
+    </w:p>
+    <w:p>
+      <w:pPr>
+        <w:spacing w:after="0" w:line="360" w:lineRule="auto"/>
+        <w:jc w:val="center"/>
+        <w:rPr>
+          <w:rFonts w:ascii="Times New Roman" w:hAnsi="Times New Roman" w:cs="Times New Roman"/>
+          <w:sz w:val="28"/>
+          <w:szCs w:val="28"/>
+        </w:rPr>
+      </w:pPr>
+    </w:p>
+    <w:p>
+      <w:pPr>
+        <w:spacing w:after="0" w:line="360" w:lineRule="auto"/>
+        <w:jc w:val="center"/>
+        <w:rPr>
+          <w:rFonts w:ascii="Times New Roman" w:hAnsi="Times New Roman" w:cs="Times New Roman"/>
+          <w:sz w:val="28"/>
+          <w:szCs w:val="28"/>
+        </w:rPr>
+      </w:pPr>
+      <w:r>
+        <w:rPr>
+          <w:rFonts w:ascii="Times New Roman" w:hAnsi="Times New Roman" w:cs="Times New Roman"/>
+          <w:noProof/>
+          <w:sz w:val="28"/>
+          <w:szCs w:val="28"/>
+          <w:lang w:eastAsia="ru-RU"/>
         </w:rPr>
         <w:drawing>
           <wp:inline distT="0" distB="0" distL="0" distR="0" wp14:anchorId="578B6458" wp14:editId="40430271">
@@ -1308,6 +1566,38 @@
           <w:rFonts w:ascii="Times New Roman" w:hAnsi="Times New Roman" w:cs="Times New Roman"/>
           <w:sz w:val="28"/>
           <w:szCs w:val="28"/>
+        </w:rPr>
+        <w:t>Рисунок 7. Заполнение таблицы резюме соискателей</w:t>
+      </w:r>
+    </w:p>
+    <w:p>
+      <w:pPr>
+        <w:spacing w:after="0" w:line="360" w:lineRule="auto"/>
+        <w:jc w:val="center"/>
+        <w:rPr>
+          <w:rFonts w:ascii="Times New Roman" w:hAnsi="Times New Roman" w:cs="Times New Roman"/>
+          <w:sz w:val="28"/>
+          <w:szCs w:val="28"/>
+        </w:rPr>
+      </w:pPr>
+    </w:p>
+    <w:p>
+      <w:pPr>
+        <w:spacing w:after="0" w:line="360" w:lineRule="auto"/>
+        <w:jc w:val="center"/>
+        <w:rPr>
+          <w:rFonts w:ascii="Times New Roman" w:hAnsi="Times New Roman" w:cs="Times New Roman"/>
+          <w:sz w:val="28"/>
+          <w:szCs w:val="28"/>
+        </w:rPr>
+      </w:pPr>
+      <w:r>
+        <w:rPr>
+          <w:rFonts w:ascii="Times New Roman" w:hAnsi="Times New Roman" w:cs="Times New Roman"/>
+          <w:noProof/>
+          <w:sz w:val="28"/>
+          <w:szCs w:val="28"/>
+          <w:lang w:eastAsia="ru-RU"/>
         </w:rPr>
         <w:lastRenderedPageBreak/>
         <w:drawing>
@@ -1363,6 +1653,39 @@
           <w:sz w:val="28"/>
           <w:szCs w:val="28"/>
         </w:rPr>
+        <w:t>Рисунок 8. Заполнение таблицы вакансий</w:t>
+      </w:r>
+    </w:p>
+    <w:p>
+      <w:pPr>
+        <w:spacing w:after="0" w:line="360" w:lineRule="auto"/>
+        <w:jc w:val="center"/>
+        <w:rPr>
+          <w:rFonts w:ascii="Times New Roman" w:hAnsi="Times New Roman" w:cs="Times New Roman"/>
+          <w:sz w:val="28"/>
+          <w:szCs w:val="28"/>
+          <w:lang w:val="en-US"/>
+        </w:rPr>
+      </w:pPr>
+    </w:p>
+    <w:p>
+      <w:pPr>
+        <w:spacing w:after="0" w:line="360" w:lineRule="auto"/>
+        <w:jc w:val="center"/>
+        <w:rPr>
+          <w:rFonts w:ascii="Times New Roman" w:hAnsi="Times New Roman" w:cs="Times New Roman"/>
+          <w:sz w:val="28"/>
+          <w:szCs w:val="28"/>
+        </w:rPr>
+      </w:pPr>
+      <w:r>
+        <w:rPr>
+          <w:rFonts w:ascii="Times New Roman" w:hAnsi="Times New Roman" w:cs="Times New Roman"/>
+          <w:noProof/>
+          <w:sz w:val="28"/>
+          <w:szCs w:val="28"/>
+          <w:lang w:eastAsia="ru-RU"/>
+        </w:rPr>
         <w:drawing>
           <wp:inline distT="0" distB="0" distL="0" distR="0" wp14:anchorId="369AFCC7" wp14:editId="16908338">
             <wp:extent cx="5940425" cy="3343275"/>
@@ -1415,6 +1738,38 @@
           <w:rFonts w:ascii="Times New Roman" w:hAnsi="Times New Roman" w:cs="Times New Roman"/>
           <w:sz w:val="28"/>
           <w:szCs w:val="28"/>
+        </w:rPr>
+        <w:t>Рисунок 9. Заполнение таблицы откликов</w:t>
+      </w:r>
+    </w:p>
+    <w:p>
+      <w:pPr>
+        <w:spacing w:after="0" w:line="360" w:lineRule="auto"/>
+        <w:jc w:val="center"/>
+        <w:rPr>
+          <w:rFonts w:ascii="Times New Roman" w:hAnsi="Times New Roman" w:cs="Times New Roman"/>
+          <w:sz w:val="28"/>
+          <w:szCs w:val="28"/>
+        </w:rPr>
+      </w:pPr>
+    </w:p>
+    <w:p>
+      <w:pPr>
+        <w:spacing w:after="0" w:line="360" w:lineRule="auto"/>
+        <w:jc w:val="center"/>
+        <w:rPr>
+          <w:rFonts w:ascii="Times New Roman" w:hAnsi="Times New Roman" w:cs="Times New Roman"/>
+          <w:sz w:val="28"/>
+          <w:szCs w:val="28"/>
+        </w:rPr>
+      </w:pPr>
+      <w:r>
+        <w:rPr>
+          <w:rFonts w:ascii="Times New Roman" w:hAnsi="Times New Roman" w:cs="Times New Roman"/>
+          <w:noProof/>
+          <w:sz w:val="28"/>
+          <w:szCs w:val="28"/>
+          <w:lang w:eastAsia="ru-RU"/>
         </w:rPr>
         <w:lastRenderedPageBreak/>
         <w:drawing>
@@ -1454,6 +1809,886 @@
         </w:drawing>
       </w:r>
     </w:p>
+    <w:p>
+      <w:pPr>
+        <w:spacing w:after="0" w:line="360" w:lineRule="auto"/>
+        <w:jc w:val="center"/>
+        <w:rPr>
+          <w:rFonts w:ascii="Times New Roman" w:hAnsi="Times New Roman" w:cs="Times New Roman"/>
+          <w:sz w:val="28"/>
+          <w:szCs w:val="28"/>
+        </w:rPr>
+      </w:pPr>
+      <w:r>
+        <w:rPr>
+          <w:rFonts w:ascii="Times New Roman" w:hAnsi="Times New Roman" w:cs="Times New Roman"/>
+          <w:sz w:val="28"/>
+          <w:szCs w:val="28"/>
+        </w:rPr>
+        <w:t>Рисунок 10. Заполнение таблицы собеседований</w:t>
+      </w:r>
+    </w:p>
+    <w:p>
+      <w:pPr>
+        <w:spacing w:after="0" w:line="360" w:lineRule="auto"/>
+        <w:jc w:val="center"/>
+        <w:rPr>
+          <w:rFonts w:ascii="Times New Roman" w:hAnsi="Times New Roman" w:cs="Times New Roman"/>
+          <w:sz w:val="28"/>
+          <w:szCs w:val="28"/>
+        </w:rPr>
+      </w:pPr>
+    </w:p>
+    <w:p>
+      <w:pPr>
+        <w:spacing w:after="0" w:line="360" w:lineRule="auto"/>
+        <w:jc w:val="center"/>
+        <w:rPr>
+          <w:rFonts w:ascii="Times New Roman" w:hAnsi="Times New Roman" w:cs="Times New Roman"/>
+          <w:sz w:val="28"/>
+          <w:szCs w:val="28"/>
+        </w:rPr>
+      </w:pPr>
+      <w:r>
+        <w:rPr>
+          <w:rFonts w:ascii="Times New Roman" w:hAnsi="Times New Roman" w:cs="Times New Roman"/>
+          <w:sz w:val="28"/>
+          <w:szCs w:val="28"/>
+        </w:rPr>
+        <w:drawing>
+          <wp:inline distT="0" distB="0" distL="0" distR="0" wp14:anchorId="46E00C3E" wp14:editId="275CEFF2">
+            <wp:extent cx="5940425" cy="3214370"/>
+            <wp:effectExtent l="0" t="0" r="3175" b="5080"/>
+            <wp:docPr id="1" name="Рисунок 1"/>
+            <wp:cNvGraphicFramePr>
+              <a:graphicFrameLocks xmlns:a="http://schemas.openxmlformats.org/drawingml/2006/main" noChangeAspect="1"/>
+            </wp:cNvGraphicFramePr>
+            <a:graphic xmlns:a="http://schemas.openxmlformats.org/drawingml/2006/main">
+              <a:graphicData uri="http://schemas.openxmlformats.org/drawingml/2006/picture">
+                <pic:pic xmlns:pic="http://schemas.openxmlformats.org/drawingml/2006/picture">
+                  <pic:nvPicPr>
+                    <pic:cNvPr id="1" name=""/>
+                    <pic:cNvPicPr/>
+                  </pic:nvPicPr>
+                  <pic:blipFill>
+                    <a:blip r:embed="rId15"/>
+                    <a:stretch>
+                      <a:fillRect/>
+                    </a:stretch>
+                  </pic:blipFill>
+                  <pic:spPr>
+                    <a:xfrm>
+                      <a:off x="0" y="0"/>
+                      <a:ext cx="5940425" cy="3214370"/>
+                    </a:xfrm>
+                    <a:prstGeom prst="rect">
+                      <a:avLst/>
+                    </a:prstGeom>
+                  </pic:spPr>
+                </pic:pic>
+              </a:graphicData>
+            </a:graphic>
+          </wp:inline>
+        </w:drawing>
+      </w:r>
+    </w:p>
+    <w:p>
+      <w:pPr>
+        <w:spacing w:after="0" w:line="360" w:lineRule="auto"/>
+        <w:jc w:val="center"/>
+        <w:rPr>
+          <w:rFonts w:ascii="Times New Roman" w:hAnsi="Times New Roman" w:cs="Times New Roman"/>
+          <w:sz w:val="28"/>
+          <w:szCs w:val="28"/>
+        </w:rPr>
+      </w:pPr>
+      <w:r>
+        <w:rPr>
+          <w:rFonts w:ascii="Times New Roman" w:hAnsi="Times New Roman" w:cs="Times New Roman"/>
+          <w:sz w:val="28"/>
+          <w:szCs w:val="28"/>
+        </w:rPr>
+        <w:t>Рисунок 11. Добавление новой вакансии и проверка результата</w:t>
+      </w:r>
+    </w:p>
+    <w:p>
+      <w:pPr>
+        <w:spacing w:after="0" w:line="360" w:lineRule="auto"/>
+        <w:jc w:val="center"/>
+        <w:rPr>
+          <w:rFonts w:ascii="Times New Roman" w:hAnsi="Times New Roman" w:cs="Times New Roman"/>
+          <w:sz w:val="28"/>
+          <w:szCs w:val="28"/>
+        </w:rPr>
+      </w:pPr>
+    </w:p>
+    <w:p>
+      <w:pPr>
+        <w:spacing w:after="0" w:line="360" w:lineRule="auto"/>
+        <w:jc w:val="center"/>
+        <w:rPr>
+          <w:rFonts w:ascii="Times New Roman" w:hAnsi="Times New Roman" w:cs="Times New Roman"/>
+          <w:sz w:val="28"/>
+          <w:szCs w:val="28"/>
+        </w:rPr>
+      </w:pPr>
+      <w:r>
+        <w:rPr>
+          <w:rFonts w:ascii="Times New Roman" w:hAnsi="Times New Roman" w:cs="Times New Roman"/>
+          <w:sz w:val="28"/>
+          <w:szCs w:val="28"/>
+        </w:rPr>
+        <w:lastRenderedPageBreak/>
+        <w:drawing>
+          <wp:inline distT="0" distB="0" distL="0" distR="0" wp14:anchorId="741BF1D2" wp14:editId="1A8078C2">
+            <wp:extent cx="5940425" cy="3220720"/>
+            <wp:effectExtent l="0" t="0" r="3175" b="0"/>
+            <wp:docPr id="6" name="Рисунок 6"/>
+            <wp:cNvGraphicFramePr>
+              <a:graphicFrameLocks xmlns:a="http://schemas.openxmlformats.org/drawingml/2006/main" noChangeAspect="1"/>
+            </wp:cNvGraphicFramePr>
+            <a:graphic xmlns:a="http://schemas.openxmlformats.org/drawingml/2006/main">
+              <a:graphicData uri="http://schemas.openxmlformats.org/drawingml/2006/picture">
+                <pic:pic xmlns:pic="http://schemas.openxmlformats.org/drawingml/2006/picture">
+                  <pic:nvPicPr>
+                    <pic:cNvPr id="1" name=""/>
+                    <pic:cNvPicPr/>
+                  </pic:nvPicPr>
+                  <pic:blipFill>
+                    <a:blip r:embed="rId16"/>
+                    <a:stretch>
+                      <a:fillRect/>
+                    </a:stretch>
+                  </pic:blipFill>
+                  <pic:spPr>
+                    <a:xfrm>
+                      <a:off x="0" y="0"/>
+                      <a:ext cx="5940425" cy="3220720"/>
+                    </a:xfrm>
+                    <a:prstGeom prst="rect">
+                      <a:avLst/>
+                    </a:prstGeom>
+                  </pic:spPr>
+                </pic:pic>
+              </a:graphicData>
+            </a:graphic>
+          </wp:inline>
+        </w:drawing>
+      </w:r>
+    </w:p>
+    <w:p>
+      <w:pPr>
+        <w:spacing w:after="0" w:line="360" w:lineRule="auto"/>
+        <w:jc w:val="center"/>
+        <w:rPr>
+          <w:rFonts w:ascii="Times New Roman" w:hAnsi="Times New Roman" w:cs="Times New Roman"/>
+          <w:sz w:val="28"/>
+          <w:szCs w:val="28"/>
+        </w:rPr>
+      </w:pPr>
+      <w:r>
+        <w:rPr>
+          <w:rFonts w:ascii="Times New Roman" w:hAnsi="Times New Roman" w:cs="Times New Roman"/>
+          <w:sz w:val="28"/>
+          <w:szCs w:val="28"/>
+        </w:rPr>
+        <w:t>Рисунок 12. Обновление статуса отклика и проверка результата</w:t>
+      </w:r>
+    </w:p>
+    <w:p>
+      <w:pPr>
+        <w:spacing w:after="0" w:line="360" w:lineRule="auto"/>
+        <w:jc w:val="center"/>
+        <w:rPr>
+          <w:rFonts w:ascii="Times New Roman" w:hAnsi="Times New Roman" w:cs="Times New Roman"/>
+          <w:sz w:val="28"/>
+          <w:szCs w:val="28"/>
+        </w:rPr>
+      </w:pPr>
+    </w:p>
+    <w:p>
+      <w:pPr>
+        <w:spacing w:after="0" w:line="360" w:lineRule="auto"/>
+        <w:jc w:val="center"/>
+        <w:rPr>
+          <w:rFonts w:ascii="Times New Roman" w:hAnsi="Times New Roman" w:cs="Times New Roman"/>
+          <w:sz w:val="28"/>
+          <w:szCs w:val="28"/>
+        </w:rPr>
+      </w:pPr>
+      <w:r>
+        <w:rPr>
+          <w:rFonts w:ascii="Times New Roman" w:hAnsi="Times New Roman" w:cs="Times New Roman"/>
+          <w:sz w:val="28"/>
+          <w:szCs w:val="28"/>
+        </w:rPr>
+        <w:drawing>
+          <wp:inline distT="0" distB="0" distL="0" distR="0" wp14:anchorId="69671610" wp14:editId="004471B6">
+            <wp:extent cx="5940425" cy="3230245"/>
+            <wp:effectExtent l="0" t="0" r="3175" b="8255"/>
+            <wp:docPr id="7" name="Рисунок 7"/>
+            <wp:cNvGraphicFramePr>
+              <a:graphicFrameLocks xmlns:a="http://schemas.openxmlformats.org/drawingml/2006/main" noChangeAspect="1"/>
+            </wp:cNvGraphicFramePr>
+            <a:graphic xmlns:a="http://schemas.openxmlformats.org/drawingml/2006/main">
+              <a:graphicData uri="http://schemas.openxmlformats.org/drawingml/2006/picture">
+                <pic:pic xmlns:pic="http://schemas.openxmlformats.org/drawingml/2006/picture">
+                  <pic:nvPicPr>
+                    <pic:cNvPr id="1" name=""/>
+                    <pic:cNvPicPr/>
+                  </pic:nvPicPr>
+                  <pic:blipFill>
+                    <a:blip r:embed="rId17"/>
+                    <a:stretch>
+                      <a:fillRect/>
+                    </a:stretch>
+                  </pic:blipFill>
+                  <pic:spPr>
+                    <a:xfrm>
+                      <a:off x="0" y="0"/>
+                      <a:ext cx="5940425" cy="3230245"/>
+                    </a:xfrm>
+                    <a:prstGeom prst="rect">
+                      <a:avLst/>
+                    </a:prstGeom>
+                  </pic:spPr>
+                </pic:pic>
+              </a:graphicData>
+            </a:graphic>
+          </wp:inline>
+        </w:drawing>
+      </w:r>
+    </w:p>
+    <w:p>
+      <w:pPr>
+        <w:spacing w:after="0" w:line="360" w:lineRule="auto"/>
+        <w:jc w:val="center"/>
+        <w:rPr>
+          <w:rFonts w:ascii="Times New Roman" w:hAnsi="Times New Roman" w:cs="Times New Roman"/>
+          <w:sz w:val="28"/>
+          <w:szCs w:val="28"/>
+        </w:rPr>
+      </w:pPr>
+      <w:r>
+        <w:rPr>
+          <w:rFonts w:ascii="Times New Roman" w:hAnsi="Times New Roman" w:cs="Times New Roman"/>
+          <w:sz w:val="28"/>
+          <w:szCs w:val="28"/>
+        </w:rPr>
+        <w:t>Рисунок 13. Проверка ссылочной целостности - несуществующая категория</w:t>
+      </w:r>
+    </w:p>
+    <w:p>
+      <w:pPr>
+        <w:spacing w:after="0" w:line="360" w:lineRule="auto"/>
+        <w:jc w:val="center"/>
+        <w:rPr>
+          <w:rFonts w:ascii="Times New Roman" w:hAnsi="Times New Roman" w:cs="Times New Roman"/>
+          <w:sz w:val="28"/>
+          <w:szCs w:val="28"/>
+        </w:rPr>
+      </w:pPr>
+    </w:p>
+    <w:p>
+      <w:pPr>
+        <w:spacing w:after="0" w:line="360" w:lineRule="auto"/>
+        <w:jc w:val="center"/>
+        <w:rPr>
+          <w:rFonts w:ascii="Times New Roman" w:hAnsi="Times New Roman" w:cs="Times New Roman"/>
+          <w:sz w:val="28"/>
+          <w:szCs w:val="28"/>
+        </w:rPr>
+      </w:pPr>
+      <w:r>
+        <w:rPr>
+          <w:rFonts w:ascii="Times New Roman" w:hAnsi="Times New Roman" w:cs="Times New Roman"/>
+          <w:sz w:val="28"/>
+          <w:szCs w:val="28"/>
+        </w:rPr>
+        <w:lastRenderedPageBreak/>
+        <w:drawing>
+          <wp:inline distT="0" distB="0" distL="0" distR="0" wp14:anchorId="61068E9B" wp14:editId="041E6486">
+            <wp:extent cx="5940425" cy="3223895"/>
+            <wp:effectExtent l="0" t="0" r="3175" b="0"/>
+            <wp:docPr id="8" name="Рисунок 8"/>
+            <wp:cNvGraphicFramePr>
+              <a:graphicFrameLocks xmlns:a="http://schemas.openxmlformats.org/drawingml/2006/main" noChangeAspect="1"/>
+            </wp:cNvGraphicFramePr>
+            <a:graphic xmlns:a="http://schemas.openxmlformats.org/drawingml/2006/main">
+              <a:graphicData uri="http://schemas.openxmlformats.org/drawingml/2006/picture">
+                <pic:pic xmlns:pic="http://schemas.openxmlformats.org/drawingml/2006/picture">
+                  <pic:nvPicPr>
+                    <pic:cNvPr id="1" name=""/>
+                    <pic:cNvPicPr/>
+                  </pic:nvPicPr>
+                  <pic:blipFill>
+                    <a:blip r:embed="rId18"/>
+                    <a:stretch>
+                      <a:fillRect/>
+                    </a:stretch>
+                  </pic:blipFill>
+                  <pic:spPr>
+                    <a:xfrm>
+                      <a:off x="0" y="0"/>
+                      <a:ext cx="5940425" cy="3223895"/>
+                    </a:xfrm>
+                    <a:prstGeom prst="rect">
+                      <a:avLst/>
+                    </a:prstGeom>
+                  </pic:spPr>
+                </pic:pic>
+              </a:graphicData>
+            </a:graphic>
+          </wp:inline>
+        </w:drawing>
+      </w:r>
+    </w:p>
+    <w:p>
+      <w:pPr>
+        <w:spacing w:after="0" w:line="360" w:lineRule="auto"/>
+        <w:jc w:val="center"/>
+        <w:rPr>
+          <w:rFonts w:ascii="Times New Roman" w:hAnsi="Times New Roman" w:cs="Times New Roman"/>
+          <w:sz w:val="28"/>
+          <w:szCs w:val="28"/>
+        </w:rPr>
+      </w:pPr>
+      <w:r>
+        <w:rPr>
+          <w:rFonts w:ascii="Times New Roman" w:hAnsi="Times New Roman" w:cs="Times New Roman"/>
+          <w:sz w:val="28"/>
+          <w:szCs w:val="28"/>
+        </w:rPr>
+        <w:t>Рисунок 14. Проверка каскадного удаления работодателя</w:t>
+      </w:r>
+    </w:p>
+    <w:p>
+      <w:pPr>
+        <w:spacing w:after="0" w:line="360" w:lineRule="auto"/>
+        <w:jc w:val="center"/>
+        <w:rPr>
+          <w:rFonts w:ascii="Times New Roman" w:hAnsi="Times New Roman" w:cs="Times New Roman"/>
+          <w:sz w:val="28"/>
+          <w:szCs w:val="28"/>
+        </w:rPr>
+      </w:pPr>
+    </w:p>
+    <w:p>
+      <w:pPr>
+        <w:spacing w:after="0" w:line="360" w:lineRule="auto"/>
+        <w:jc w:val="center"/>
+        <w:rPr>
+          <w:rFonts w:ascii="Times New Roman" w:hAnsi="Times New Roman" w:cs="Times New Roman"/>
+          <w:sz w:val="28"/>
+          <w:szCs w:val="28"/>
+        </w:rPr>
+      </w:pPr>
+      <w:r>
+        <w:rPr>
+          <w:rFonts w:ascii="Times New Roman" w:hAnsi="Times New Roman" w:cs="Times New Roman"/>
+          <w:sz w:val="28"/>
+          <w:szCs w:val="28"/>
+        </w:rPr>
+        <w:drawing>
+          <wp:inline distT="0" distB="0" distL="0" distR="0" wp14:anchorId="3FB9B4E5" wp14:editId="46936DC3">
+            <wp:extent cx="5940425" cy="3211195"/>
+            <wp:effectExtent l="0" t="0" r="3175" b="8255"/>
+            <wp:docPr id="9" name="Рисунок 9"/>
+            <wp:cNvGraphicFramePr>
+              <a:graphicFrameLocks xmlns:a="http://schemas.openxmlformats.org/drawingml/2006/main" noChangeAspect="1"/>
+            </wp:cNvGraphicFramePr>
+            <a:graphic xmlns:a="http://schemas.openxmlformats.org/drawingml/2006/main">
+              <a:graphicData uri="http://schemas.openxmlformats.org/drawingml/2006/picture">
+                <pic:pic xmlns:pic="http://schemas.openxmlformats.org/drawingml/2006/picture">
+                  <pic:nvPicPr>
+                    <pic:cNvPr id="1" name=""/>
+                    <pic:cNvPicPr/>
+                  </pic:nvPicPr>
+                  <pic:blipFill>
+                    <a:blip r:embed="rId19"/>
+                    <a:stretch>
+                      <a:fillRect/>
+                    </a:stretch>
+                  </pic:blipFill>
+                  <pic:spPr>
+                    <a:xfrm>
+                      <a:off x="0" y="0"/>
+                      <a:ext cx="5940425" cy="3211195"/>
+                    </a:xfrm>
+                    <a:prstGeom prst="rect">
+                      <a:avLst/>
+                    </a:prstGeom>
+                  </pic:spPr>
+                </pic:pic>
+              </a:graphicData>
+            </a:graphic>
+          </wp:inline>
+        </w:drawing>
+      </w:r>
+    </w:p>
+    <w:p>
+      <w:pPr>
+        <w:spacing w:after="0" w:line="360" w:lineRule="auto"/>
+        <w:jc w:val="center"/>
+        <w:rPr>
+          <w:rFonts w:ascii="Times New Roman" w:hAnsi="Times New Roman" w:cs="Times New Roman"/>
+          <w:sz w:val="28"/>
+          <w:szCs w:val="28"/>
+        </w:rPr>
+      </w:pPr>
+      <w:r>
+        <w:rPr>
+          <w:rFonts w:ascii="Times New Roman" w:hAnsi="Times New Roman" w:cs="Times New Roman"/>
+          <w:sz w:val="28"/>
+          <w:szCs w:val="28"/>
+        </w:rPr>
+        <w:t>Рисунок 15. Проверка ограничения уникальности названий категорий</w:t>
+      </w:r>
+    </w:p>
+    <w:p>
+      <w:pPr>
+        <w:spacing w:after="0" w:line="360" w:lineRule="auto"/>
+        <w:jc w:val="center"/>
+        <w:rPr>
+          <w:rFonts w:ascii="Times New Roman" w:hAnsi="Times New Roman" w:cs="Times New Roman"/>
+          <w:sz w:val="28"/>
+          <w:szCs w:val="28"/>
+        </w:rPr>
+      </w:pPr>
+    </w:p>
+    <w:p>
+      <w:pPr>
+        <w:spacing w:after="0" w:line="360" w:lineRule="auto"/>
+        <w:jc w:val="center"/>
+        <w:rPr>
+          <w:rFonts w:ascii="Times New Roman" w:hAnsi="Times New Roman" w:cs="Times New Roman"/>
+          <w:sz w:val="28"/>
+          <w:szCs w:val="28"/>
+        </w:rPr>
+      </w:pPr>
+      <w:r>
+        <w:rPr>
+          <w:rFonts w:ascii="Times New Roman" w:hAnsi="Times New Roman" w:cs="Times New Roman"/>
+          <w:sz w:val="28"/>
+          <w:szCs w:val="28"/>
+        </w:rPr>
+        <w:lastRenderedPageBreak/>
+        <w:drawing>
+          <wp:inline distT="0" distB="0" distL="0" distR="0" wp14:anchorId="28F489FA" wp14:editId="2D8E0285">
+            <wp:extent cx="5940425" cy="3223895"/>
+            <wp:effectExtent l="0" t="0" r="3175" b="0"/>
+            <wp:docPr id="10" name="Рисунок 10"/>
+            <wp:cNvGraphicFramePr>
+              <a:graphicFrameLocks xmlns:a="http://schemas.openxmlformats.org/drawingml/2006/main" noChangeAspect="1"/>
+            </wp:cNvGraphicFramePr>
+            <a:graphic xmlns:a="http://schemas.openxmlformats.org/drawingml/2006/main">
+              <a:graphicData uri="http://schemas.openxmlformats.org/drawingml/2006/picture">
+                <pic:pic xmlns:pic="http://schemas.openxmlformats.org/drawingml/2006/picture">
+                  <pic:nvPicPr>
+                    <pic:cNvPr id="1" name=""/>
+                    <pic:cNvPicPr/>
+                  </pic:nvPicPr>
+                  <pic:blipFill>
+                    <a:blip r:embed="rId20"/>
+                    <a:stretch>
+                      <a:fillRect/>
+                    </a:stretch>
+                  </pic:blipFill>
+                  <pic:spPr>
+                    <a:xfrm>
+                      <a:off x="0" y="0"/>
+                      <a:ext cx="5940425" cy="3223895"/>
+                    </a:xfrm>
+                    <a:prstGeom prst="rect">
+                      <a:avLst/>
+                    </a:prstGeom>
+                  </pic:spPr>
+                </pic:pic>
+              </a:graphicData>
+            </a:graphic>
+          </wp:inline>
+        </w:drawing>
+      </w:r>
+    </w:p>
+    <w:p>
+      <w:pPr>
+        <w:spacing w:after="0" w:line="360" w:lineRule="auto"/>
+        <w:jc w:val="center"/>
+        <w:rPr>
+          <w:rFonts w:ascii="Times New Roman" w:hAnsi="Times New Roman" w:cs="Times New Roman"/>
+          <w:sz w:val="28"/>
+          <w:szCs w:val="28"/>
+        </w:rPr>
+      </w:pPr>
+      <w:r>
+        <w:rPr>
+          <w:rFonts w:ascii="Times New Roman" w:hAnsi="Times New Roman" w:cs="Times New Roman"/>
+          <w:sz w:val="28"/>
+          <w:szCs w:val="28"/>
+        </w:rPr>
+        <w:t>Рисунок 16. Проверка семантического ограничения на положительность зарплаты</w:t>
+      </w:r>
+    </w:p>
+    <w:p>
+      <w:pPr>
+        <w:spacing w:after="0" w:line="360" w:lineRule="auto"/>
+        <w:jc w:val="center"/>
+        <w:rPr>
+          <w:rFonts w:ascii="Times New Roman" w:hAnsi="Times New Roman" w:cs="Times New Roman"/>
+          <w:sz w:val="28"/>
+          <w:szCs w:val="28"/>
+        </w:rPr>
+      </w:pPr>
+    </w:p>
+    <w:p>
+      <w:pPr>
+        <w:spacing w:after="0" w:line="360" w:lineRule="auto"/>
+        <w:jc w:val="center"/>
+        <w:rPr>
+          <w:rFonts w:ascii="Times New Roman" w:hAnsi="Times New Roman" w:cs="Times New Roman"/>
+          <w:sz w:val="28"/>
+          <w:szCs w:val="28"/>
+        </w:rPr>
+      </w:pPr>
+      <w:r>
+        <w:rPr>
+          <w:rFonts w:ascii="Times New Roman" w:hAnsi="Times New Roman" w:cs="Times New Roman"/>
+          <w:sz w:val="28"/>
+          <w:szCs w:val="28"/>
+        </w:rPr>
+        <w:drawing>
+          <wp:inline distT="0" distB="0" distL="0" distR="0" wp14:anchorId="1354ACE7" wp14:editId="20336837">
+            <wp:extent cx="5940425" cy="3214370"/>
+            <wp:effectExtent l="0" t="0" r="3175" b="5080"/>
+            <wp:docPr id="12" name="Рисунок 12"/>
+            <wp:cNvGraphicFramePr>
+              <a:graphicFrameLocks xmlns:a="http://schemas.openxmlformats.org/drawingml/2006/main" noChangeAspect="1"/>
+            </wp:cNvGraphicFramePr>
+            <a:graphic xmlns:a="http://schemas.openxmlformats.org/drawingml/2006/main">
+              <a:graphicData uri="http://schemas.openxmlformats.org/drawingml/2006/picture">
+                <pic:pic xmlns:pic="http://schemas.openxmlformats.org/drawingml/2006/picture">
+                  <pic:nvPicPr>
+                    <pic:cNvPr id="1" name=""/>
+                    <pic:cNvPicPr/>
+                  </pic:nvPicPr>
+                  <pic:blipFill>
+                    <a:blip r:embed="rId21"/>
+                    <a:stretch>
+                      <a:fillRect/>
+                    </a:stretch>
+                  </pic:blipFill>
+                  <pic:spPr>
+                    <a:xfrm>
+                      <a:off x="0" y="0"/>
+                      <a:ext cx="5940425" cy="3214370"/>
+                    </a:xfrm>
+                    <a:prstGeom prst="rect">
+                      <a:avLst/>
+                    </a:prstGeom>
+                  </pic:spPr>
+                </pic:pic>
+              </a:graphicData>
+            </a:graphic>
+          </wp:inline>
+        </w:drawing>
+      </w:r>
+    </w:p>
+    <w:p>
+      <w:pPr>
+        <w:spacing w:after="0" w:line="360" w:lineRule="auto"/>
+        <w:jc w:val="center"/>
+        <w:rPr>
+          <w:rFonts w:ascii="Times New Roman" w:hAnsi="Times New Roman" w:cs="Times New Roman"/>
+          <w:sz w:val="28"/>
+          <w:szCs w:val="28"/>
+        </w:rPr>
+      </w:pPr>
+      <w:r>
+        <w:rPr>
+          <w:rFonts w:ascii="Times New Roman" w:hAnsi="Times New Roman" w:cs="Times New Roman"/>
+          <w:sz w:val="28"/>
+          <w:szCs w:val="28"/>
+        </w:rPr>
+        <w:t>Рисунок 17. Проверка ограничения на дату собеседования</w:t>
+      </w:r>
+    </w:p>
+    <w:p>
+      <w:pPr>
+        <w:spacing w:after="0" w:line="360" w:lineRule="auto"/>
+        <w:jc w:val="center"/>
+        <w:rPr>
+          <w:rFonts w:ascii="Times New Roman" w:hAnsi="Times New Roman" w:cs="Times New Roman"/>
+          <w:sz w:val="28"/>
+          <w:szCs w:val="28"/>
+        </w:rPr>
+      </w:pPr>
+    </w:p>
+    <w:p>
+      <w:pPr>
+        <w:spacing w:after="0" w:line="360" w:lineRule="auto"/>
+        <w:jc w:val="center"/>
+        <w:rPr>
+          <w:rFonts w:ascii="Times New Roman" w:hAnsi="Times New Roman" w:cs="Times New Roman"/>
+          <w:sz w:val="28"/>
+          <w:szCs w:val="28"/>
+        </w:rPr>
+      </w:pPr>
+      <w:r>
+        <w:rPr>
+          <w:rFonts w:ascii="Times New Roman" w:hAnsi="Times New Roman" w:cs="Times New Roman"/>
+          <w:sz w:val="28"/>
+          <w:szCs w:val="28"/>
+        </w:rPr>
+        <w:lastRenderedPageBreak/>
+        <w:drawing>
+          <wp:inline distT="0" distB="0" distL="0" distR="0" wp14:anchorId="0B123819" wp14:editId="468CE9FA">
+            <wp:extent cx="5940425" cy="3227070"/>
+            <wp:effectExtent l="0" t="0" r="3175" b="0"/>
+            <wp:docPr id="13" name="Рисунок 13"/>
+            <wp:cNvGraphicFramePr>
+              <a:graphicFrameLocks xmlns:a="http://schemas.openxmlformats.org/drawingml/2006/main" noChangeAspect="1"/>
+            </wp:cNvGraphicFramePr>
+            <a:graphic xmlns:a="http://schemas.openxmlformats.org/drawingml/2006/main">
+              <a:graphicData uri="http://schemas.openxmlformats.org/drawingml/2006/picture">
+                <pic:pic xmlns:pic="http://schemas.openxmlformats.org/drawingml/2006/picture">
+                  <pic:nvPicPr>
+                    <pic:cNvPr id="1" name=""/>
+                    <pic:cNvPicPr/>
+                  </pic:nvPicPr>
+                  <pic:blipFill>
+                    <a:blip r:embed="rId22"/>
+                    <a:stretch>
+                      <a:fillRect/>
+                    </a:stretch>
+                  </pic:blipFill>
+                  <pic:spPr>
+                    <a:xfrm>
+                      <a:off x="0" y="0"/>
+                      <a:ext cx="5940425" cy="3227070"/>
+                    </a:xfrm>
+                    <a:prstGeom prst="rect">
+                      <a:avLst/>
+                    </a:prstGeom>
+                  </pic:spPr>
+                </pic:pic>
+              </a:graphicData>
+            </a:graphic>
+          </wp:inline>
+        </w:drawing>
+      </w:r>
+    </w:p>
+    <w:p>
+      <w:pPr>
+        <w:spacing w:after="0" w:line="360" w:lineRule="auto"/>
+        <w:jc w:val="center"/>
+        <w:rPr>
+          <w:rFonts w:ascii="Times New Roman" w:hAnsi="Times New Roman" w:cs="Times New Roman"/>
+          <w:sz w:val="28"/>
+          <w:szCs w:val="28"/>
+        </w:rPr>
+      </w:pPr>
+      <w:r>
+        <w:rPr>
+          <w:rFonts w:ascii="Times New Roman" w:hAnsi="Times New Roman" w:cs="Times New Roman"/>
+          <w:sz w:val="28"/>
+          <w:szCs w:val="28"/>
+        </w:rPr>
+        <w:t>Рисунок 18. Проверка ограничения удаления для категорий с резюме</w:t>
+      </w:r>
+    </w:p>
+    <w:p>
+      <w:pPr>
+        <w:spacing w:after="0" w:line="360" w:lineRule="auto"/>
+        <w:jc w:val="center"/>
+        <w:rPr>
+          <w:rFonts w:ascii="Times New Roman" w:hAnsi="Times New Roman" w:cs="Times New Roman"/>
+          <w:sz w:val="28"/>
+          <w:szCs w:val="28"/>
+        </w:rPr>
+      </w:pPr>
+    </w:p>
+    <w:p>
+      <w:pPr>
+        <w:spacing w:after="0" w:line="360" w:lineRule="auto"/>
+        <w:ind w:firstLine="709"/>
+        <w:jc w:val="both"/>
+        <w:rPr>
+          <w:rFonts w:ascii="Times New Roman" w:hAnsi="Times New Roman" w:cs="Times New Roman"/>
+          <w:sz w:val="28"/>
+          <w:szCs w:val="28"/>
+        </w:rPr>
+      </w:pPr>
+      <w:r>
+        <w:rPr>
+          <w:rFonts w:ascii="Times New Roman" w:hAnsi="Times New Roman" w:cs="Times New Roman"/>
+          <w:sz w:val="28"/>
+          <w:szCs w:val="28"/>
+        </w:rPr>
+        <w:t>В ходе выполнения лабораторной работы №</w:t>
+      </w:r>
+      <w:r>
+        <w:rPr>
+          <w:rFonts w:ascii="Times New Roman" w:hAnsi="Times New Roman" w:cs="Times New Roman"/>
+          <w:sz w:val="28"/>
+          <w:szCs w:val="28"/>
+        </w:rPr>
+        <w:t>3</w:t>
+      </w:r>
+      <w:bookmarkStart w:id="0" w:name="_GoBack"/>
+      <w:bookmarkEnd w:id="0"/>
+      <w:r>
+        <w:rPr>
+          <w:rFonts w:ascii="Times New Roman" w:hAnsi="Times New Roman" w:cs="Times New Roman"/>
+          <w:sz w:val="28"/>
+          <w:szCs w:val="28"/>
+        </w:rPr>
+        <w:t xml:space="preserve"> успешно проведено комплексное тестирование системы управления базами данных «Служба занятости». Полученные результаты демонстрируют надежность и отказоустойчивость реализованной структуры.</w:t>
+      </w:r>
+    </w:p>
+    <w:p>
+      <w:pPr>
+        <w:spacing w:after="0" w:line="360" w:lineRule="auto"/>
+        <w:ind w:firstLine="709"/>
+        <w:jc w:val="both"/>
+        <w:rPr>
+          <w:rFonts w:ascii="Times New Roman" w:hAnsi="Times New Roman" w:cs="Times New Roman"/>
+          <w:sz w:val="28"/>
+          <w:szCs w:val="28"/>
+        </w:rPr>
+      </w:pPr>
+      <w:r>
+        <w:rPr>
+          <w:rFonts w:ascii="Times New Roman" w:hAnsi="Times New Roman" w:cs="Times New Roman"/>
+          <w:sz w:val="28"/>
+          <w:szCs w:val="28"/>
+        </w:rPr>
+        <w:t>Реализованные механизмы защиты данных подтвердили свою эффективность в полном объеме. Система корректно обрабатывает все попытки нарушения целостности, включая:</w:t>
+      </w:r>
+    </w:p>
+    <w:p>
+      <w:pPr>
+        <w:pStyle w:val="a5"/>
+        <w:numPr>
+          <w:ilvl w:val="0"/>
+          <w:numId w:val="4"/>
+        </w:numPr>
+        <w:spacing w:after="0" w:line="360" w:lineRule="auto"/>
+        <w:jc w:val="both"/>
+        <w:rPr>
+          <w:rFonts w:ascii="Times New Roman" w:hAnsi="Times New Roman" w:cs="Times New Roman"/>
+          <w:sz w:val="28"/>
+          <w:szCs w:val="28"/>
+        </w:rPr>
+      </w:pPr>
+      <w:r>
+        <w:rPr>
+          <w:rFonts w:ascii="Times New Roman" w:hAnsi="Times New Roman" w:cs="Times New Roman"/>
+          <w:sz w:val="28"/>
+          <w:szCs w:val="28"/>
+        </w:rPr>
+        <w:t>Вставку дублирующих записей в справочные таблицы</w:t>
+      </w:r>
+    </w:p>
+    <w:p>
+      <w:pPr>
+        <w:pStyle w:val="a5"/>
+        <w:numPr>
+          <w:ilvl w:val="0"/>
+          <w:numId w:val="4"/>
+        </w:numPr>
+        <w:spacing w:after="0" w:line="360" w:lineRule="auto"/>
+        <w:jc w:val="both"/>
+        <w:rPr>
+          <w:rFonts w:ascii="Times New Roman" w:hAnsi="Times New Roman" w:cs="Times New Roman"/>
+          <w:sz w:val="28"/>
+          <w:szCs w:val="28"/>
+        </w:rPr>
+      </w:pPr>
+      <w:r>
+        <w:rPr>
+          <w:rFonts w:ascii="Times New Roman" w:hAnsi="Times New Roman" w:cs="Times New Roman"/>
+          <w:sz w:val="28"/>
+          <w:szCs w:val="28"/>
+        </w:rPr>
+        <w:t>Установку некорректных значений в атрибуты с семантическими ограничениями</w:t>
+      </w:r>
+    </w:p>
+    <w:p>
+      <w:pPr>
+        <w:pStyle w:val="a5"/>
+        <w:numPr>
+          <w:ilvl w:val="0"/>
+          <w:numId w:val="4"/>
+        </w:numPr>
+        <w:spacing w:after="0" w:line="360" w:lineRule="auto"/>
+        <w:jc w:val="both"/>
+        <w:rPr>
+          <w:rFonts w:ascii="Times New Roman" w:hAnsi="Times New Roman" w:cs="Times New Roman"/>
+          <w:sz w:val="28"/>
+          <w:szCs w:val="28"/>
+        </w:rPr>
+      </w:pPr>
+      <w:r>
+        <w:rPr>
+          <w:rFonts w:ascii="Times New Roman" w:hAnsi="Times New Roman" w:cs="Times New Roman"/>
+          <w:sz w:val="28"/>
+          <w:szCs w:val="28"/>
+        </w:rPr>
+        <w:t>Создание ссылок на несуществующие объекты базы данных</w:t>
+      </w:r>
+    </w:p>
+    <w:p>
+      <w:pPr>
+        <w:pStyle w:val="a5"/>
+        <w:numPr>
+          <w:ilvl w:val="0"/>
+          <w:numId w:val="4"/>
+        </w:numPr>
+        <w:spacing w:after="0" w:line="360" w:lineRule="auto"/>
+        <w:jc w:val="both"/>
+        <w:rPr>
+          <w:rFonts w:ascii="Times New Roman" w:hAnsi="Times New Roman" w:cs="Times New Roman"/>
+          <w:sz w:val="28"/>
+          <w:szCs w:val="28"/>
+        </w:rPr>
+      </w:pPr>
+      <w:r>
+        <w:rPr>
+          <w:rFonts w:ascii="Times New Roman" w:hAnsi="Times New Roman" w:cs="Times New Roman"/>
+          <w:sz w:val="28"/>
+          <w:szCs w:val="28"/>
+        </w:rPr>
+        <w:t>Некорректные операции удаления связанных данных</w:t>
+      </w:r>
+    </w:p>
+    <w:p>
+      <w:pPr>
+        <w:spacing w:after="0" w:line="360" w:lineRule="auto"/>
+        <w:ind w:firstLine="709"/>
+        <w:jc w:val="both"/>
+        <w:rPr>
+          <w:rFonts w:ascii="Times New Roman" w:hAnsi="Times New Roman" w:cs="Times New Roman"/>
+          <w:sz w:val="28"/>
+          <w:szCs w:val="28"/>
+        </w:rPr>
+      </w:pPr>
+      <w:r>
+        <w:rPr>
+          <w:rFonts w:ascii="Times New Roman" w:hAnsi="Times New Roman" w:cs="Times New Roman"/>
+          <w:sz w:val="28"/>
+          <w:szCs w:val="28"/>
+        </w:rPr>
+        <w:t>Каскадные операции удаления выполняются эффективно, при этом система гарантирует защиту от потери критически важной информации благодаря п</w:t>
+      </w:r>
+      <w:r>
+        <w:rPr>
+          <w:rFonts w:ascii="Times New Roman" w:hAnsi="Times New Roman" w:cs="Times New Roman"/>
+          <w:sz w:val="28"/>
+          <w:szCs w:val="28"/>
+        </w:rPr>
+        <w:t>родуманной системе ограничений.</w:t>
+      </w:r>
+    </w:p>
     <w:sectPr>
       <w:pgSz w:w="11906" w:h="16838"/>
       <w:pgMar w:top="1134" w:right="850" w:bottom="1134" w:left="1701" w:header="708" w:footer="708" w:gutter="0"/>
@@ -1465,11 +2700,11 @@
 </file>
 
 <file path=word/numbering.xml><?xml version="1.0" encoding="utf-8"?>
-<w:numbering xmlns:wpc="http://schemas.microsoft.com/office/word/2010/wordprocessingCanvas" xmlns:cx="http://schemas.microsoft.com/office/drawing/2014/chartex" xmlns:cx1="http://schemas.microsoft.com/office/drawing/2015/9/8/chartex" xmlns:cx2="http://schemas.microsoft.com/office/drawing/2015/10/21/chartex" xmlns:cx3="http://schemas.microsoft.com/office/drawing/2016/5/9/chartex" xmlns:cx4="http://schemas.microsoft.com/office/drawing/2016/5/10/chartex" xmlns:cx5="http://schemas.microsoft.com/office/drawing/2016/5/11/chartex" xmlns:cx6="http://schemas.microsoft.com/office/drawing/2016/5/12/chartex" xmlns:cx7="http://schemas.microsoft.com/office/drawing/2016/5/13/chartex" xmlns:cx8="http://schemas.microsoft.com/office/drawing/2016/5/14/chartex" xmlns:mc="http://schemas.openxmlformats.org/markup-compatibility/2006" xmlns:aink="http://schemas.microsoft.com/office/drawing/2016/ink" xmlns:am3d="http://schemas.microsoft.com/office/drawing/2017/model3d" xmlns:o="urn:schemas-microsoft-com:office:office" xmlns:oel="http://schemas.microsoft.com/office/2019/extlst" xmlns:r="http://schemas.openxmlformats.org/officeDocument/2006/relationships" xmlns:m="http://schemas.openxmlformats.org/officeDocument/2006/math" xmlns:v="urn:schemas-microsoft-com:vml" xmlns:wp14="http://schemas.microsoft.com/office/word/2010/wordprocessingDrawing" xmlns:wp="http://schemas.openxmlformats.org/drawingml/2006/wordprocessingDrawing" xmlns:w10="urn:schemas-microsoft-com:office:word" xmlns:w="http://schemas.openxmlformats.org/wordprocessingml/2006/main" xmlns:w14="http://schemas.microsoft.com/office/word/2010/wordml" xmlns:w15="http://schemas.microsoft.com/office/word/2012/wordml" xmlns:w16cex="http://schemas.microsoft.com/office/word/2018/wordml/cex" xmlns:w16cid="http://schemas.microsoft.com/office/word/2016/wordml/cid" xmlns:w16="http://schemas.microsoft.com/office/word/2018/wordml" xmlns:w16du="http://schemas.microsoft.com/office/word/2023/wordml/word16du" xmlns:w16sdtdh="http://schemas.microsoft.com/office/word/2020/wordml/sdtdatahash" xmlns:w16sdtfl="http://schemas.microsoft.com/office/word/2024/wordml/sdtformatlock" xmlns:w16se="http://schemas.microsoft.com/office/word/2015/wordml/symex" xmlns:wpg="http://schemas.microsoft.com/office/word/2010/wordprocessingGroup" xmlns:wpi="http://schemas.microsoft.com/office/word/2010/wordprocessingInk" xmlns:wne="http://schemas.microsoft.com/office/word/2006/wordml" xmlns:wps="http://schemas.microsoft.com/office/word/2010/wordprocessingShape" mc:Ignorable="w14 w15 w16se w16cid w16 w16cex w16sdtdh w16sdtfl w16du wp14">
+<w:numbering xmlns:wpc="http://schemas.microsoft.com/office/word/2010/wordprocessingCanvas" xmlns:cx="http://schemas.microsoft.com/office/drawing/2014/chartex" xmlns:mc="http://schemas.openxmlformats.org/markup-compatibility/2006" xmlns:o="urn:schemas-microsoft-com:office:office" xmlns:r="http://schemas.openxmlformats.org/officeDocument/2006/relationships" xmlns:m="http://schemas.openxmlformats.org/officeDocument/2006/math" xmlns:v="urn:schemas-microsoft-com:vml" xmlns:wp14="http://schemas.microsoft.com/office/word/2010/wordprocessingDrawing" xmlns:wp="http://schemas.openxmlformats.org/drawingml/2006/wordprocessingDrawing" xmlns:w10="urn:schemas-microsoft-com:office:word" xmlns:w="http://schemas.openxmlformats.org/wordprocessingml/2006/main" xmlns:w14="http://schemas.microsoft.com/office/word/2010/wordml" xmlns:w15="http://schemas.microsoft.com/office/word/2012/wordml" xmlns:w16se="http://schemas.microsoft.com/office/word/2015/wordml/symex" xmlns:wpg="http://schemas.microsoft.com/office/word/2010/wordprocessingGroup" xmlns:wpi="http://schemas.microsoft.com/office/word/2010/wordprocessingInk" xmlns:wne="http://schemas.microsoft.com/office/word/2006/wordml" xmlns:wps="http://schemas.microsoft.com/office/word/2010/wordprocessingShape" mc:Ignorable="w14 w15 w16se wp14">
   <w:abstractNum w:abstractNumId="0" w15:restartNumberingAfterBreak="0">
-    <w:nsid w:val="369B18A9"/>
+    <w:nsid w:val="17E973FE"/>
     <w:multiLevelType w:val="hybridMultilevel"/>
-    <w:tmpl w:val="6CFEEACE"/>
+    <w:tmpl w:val="3D2AFD30"/>
     <w:lvl w:ilvl="0" w:tplc="04190001">
       <w:start w:val="1"/>
       <w:numFmt w:val="bullet"/>
@@ -1580,9 +2815,9 @@
     </w:lvl>
   </w:abstractNum>
   <w:abstractNum w:abstractNumId="1" w15:restartNumberingAfterBreak="0">
-    <w:nsid w:val="52E84F2D"/>
+    <w:nsid w:val="369B18A9"/>
     <w:multiLevelType w:val="hybridMultilevel"/>
-    <w:tmpl w:val="9120F8A0"/>
+    <w:tmpl w:val="6CFEEACE"/>
     <w:lvl w:ilvl="0" w:tplc="04190001">
       <w:start w:val="1"/>
       <w:numFmt w:val="bullet"/>
@@ -1693,6 +2928,119 @@
     </w:lvl>
   </w:abstractNum>
   <w:abstractNum w:abstractNumId="2" w15:restartNumberingAfterBreak="0">
+    <w:nsid w:val="52E84F2D"/>
+    <w:multiLevelType w:val="hybridMultilevel"/>
+    <w:tmpl w:val="9120F8A0"/>
+    <w:lvl w:ilvl="0" w:tplc="04190001">
+      <w:start w:val="1"/>
+      <w:numFmt w:val="bullet"/>
+      <w:lvlText w:val=""/>
+      <w:lvlJc w:val="left"/>
+      <w:pPr>
+        <w:ind w:left="1429" w:hanging="360"/>
+      </w:pPr>
+      <w:rPr>
+        <w:rFonts w:ascii="Symbol" w:hAnsi="Symbol" w:hint="default"/>
+      </w:rPr>
+    </w:lvl>
+    <w:lvl w:ilvl="1" w:tplc="04190003" w:tentative="1">
+      <w:start w:val="1"/>
+      <w:numFmt w:val="bullet"/>
+      <w:lvlText w:val="o"/>
+      <w:lvlJc w:val="left"/>
+      <w:pPr>
+        <w:ind w:left="2149" w:hanging="360"/>
+      </w:pPr>
+      <w:rPr>
+        <w:rFonts w:ascii="Courier New" w:hAnsi="Courier New" w:cs="Courier New" w:hint="default"/>
+      </w:rPr>
+    </w:lvl>
+    <w:lvl w:ilvl="2" w:tplc="04190005" w:tentative="1">
+      <w:start w:val="1"/>
+      <w:numFmt w:val="bullet"/>
+      <w:lvlText w:val=""/>
+      <w:lvlJc w:val="left"/>
+      <w:pPr>
+        <w:ind w:left="2869" w:hanging="360"/>
+      </w:pPr>
+      <w:rPr>
+        <w:rFonts w:ascii="Wingdings" w:hAnsi="Wingdings" w:hint="default"/>
+      </w:rPr>
+    </w:lvl>
+    <w:lvl w:ilvl="3" w:tplc="04190001" w:tentative="1">
+      <w:start w:val="1"/>
+      <w:numFmt w:val="bullet"/>
+      <w:lvlText w:val=""/>
+      <w:lvlJc w:val="left"/>
+      <w:pPr>
+        <w:ind w:left="3589" w:hanging="360"/>
+      </w:pPr>
+      <w:rPr>
+        <w:rFonts w:ascii="Symbol" w:hAnsi="Symbol" w:hint="default"/>
+      </w:rPr>
+    </w:lvl>
+    <w:lvl w:ilvl="4" w:tplc="04190003" w:tentative="1">
+      <w:start w:val="1"/>
+      <w:numFmt w:val="bullet"/>
+      <w:lvlText w:val="o"/>
+      <w:lvlJc w:val="left"/>
+      <w:pPr>
+        <w:ind w:left="4309" w:hanging="360"/>
+      </w:pPr>
+      <w:rPr>
+        <w:rFonts w:ascii="Courier New" w:hAnsi="Courier New" w:cs="Courier New" w:hint="default"/>
+      </w:rPr>
+    </w:lvl>
+    <w:lvl w:ilvl="5" w:tplc="04190005" w:tentative="1">
+      <w:start w:val="1"/>
+      <w:numFmt w:val="bullet"/>
+      <w:lvlText w:val=""/>
+      <w:lvlJc w:val="left"/>
+      <w:pPr>
+        <w:ind w:left="5029" w:hanging="360"/>
+      </w:pPr>
+      <w:rPr>
+        <w:rFonts w:ascii="Wingdings" w:hAnsi="Wingdings" w:hint="default"/>
+      </w:rPr>
+    </w:lvl>
+    <w:lvl w:ilvl="6" w:tplc="04190001" w:tentative="1">
+      <w:start w:val="1"/>
+      <w:numFmt w:val="bullet"/>
+      <w:lvlText w:val=""/>
+      <w:lvlJc w:val="left"/>
+      <w:pPr>
+        <w:ind w:left="5749" w:hanging="360"/>
+      </w:pPr>
+      <w:rPr>
+        <w:rFonts w:ascii="Symbol" w:hAnsi="Symbol" w:hint="default"/>
+      </w:rPr>
+    </w:lvl>
+    <w:lvl w:ilvl="7" w:tplc="04190003" w:tentative="1">
+      <w:start w:val="1"/>
+      <w:numFmt w:val="bullet"/>
+      <w:lvlText w:val="o"/>
+      <w:lvlJc w:val="left"/>
+      <w:pPr>
+        <w:ind w:left="6469" w:hanging="360"/>
+      </w:pPr>
+      <w:rPr>
+        <w:rFonts w:ascii="Courier New" w:hAnsi="Courier New" w:cs="Courier New" w:hint="default"/>
+      </w:rPr>
+    </w:lvl>
+    <w:lvl w:ilvl="8" w:tplc="04190005" w:tentative="1">
+      <w:start w:val="1"/>
+      <w:numFmt w:val="bullet"/>
+      <w:lvlText w:val=""/>
+      <w:lvlJc w:val="left"/>
+      <w:pPr>
+        <w:ind w:left="7189" w:hanging="360"/>
+      </w:pPr>
+      <w:rPr>
+        <w:rFonts w:ascii="Wingdings" w:hAnsi="Wingdings" w:hint="default"/>
+      </w:rPr>
+    </w:lvl>
+  </w:abstractNum>
+  <w:abstractNum w:abstractNumId="3" w15:restartNumberingAfterBreak="0">
     <w:nsid w:val="70F81F68"/>
     <w:multiLevelType w:val="multilevel"/>
     <w:tmpl w:val="06B0CD62"/>
@@ -1841,20 +3189,23 @@
       </w:rPr>
     </w:lvl>
   </w:abstractNum>
-  <w:num w:numId="1" w16cid:durableId="1865172792">
+  <w:num w:numId="1">
+    <w:abstractNumId w:val="3"/>
+  </w:num>
+  <w:num w:numId="2">
+    <w:abstractNumId w:val="1"/>
+  </w:num>
+  <w:num w:numId="3">
     <w:abstractNumId w:val="2"/>
   </w:num>
-  <w:num w:numId="2" w16cid:durableId="2133740862">
+  <w:num w:numId="4">
     <w:abstractNumId w:val="0"/>
-  </w:num>
-  <w:num w:numId="3" w16cid:durableId="1397583627">
-    <w:abstractNumId w:val="1"/>
   </w:num>
 </w:numbering>
 </file>
 
 <file path=word/styles.xml><?xml version="1.0" encoding="utf-8"?>
-<w:styles xmlns:mc="http://schemas.openxmlformats.org/markup-compatibility/2006" xmlns:r="http://schemas.openxmlformats.org/officeDocument/2006/relationships" xmlns:w="http://schemas.openxmlformats.org/wordprocessingml/2006/main" xmlns:w14="http://schemas.microsoft.com/office/word/2010/wordml" xmlns:w15="http://schemas.microsoft.com/office/word/2012/wordml" xmlns:w16cex="http://schemas.microsoft.com/office/word/2018/wordml/cex" xmlns:w16cid="http://schemas.microsoft.com/office/word/2016/wordml/cid" xmlns:w16="http://schemas.microsoft.com/office/word/2018/wordml" xmlns:w16du="http://schemas.microsoft.com/office/word/2023/wordml/word16du" xmlns:w16sdtdh="http://schemas.microsoft.com/office/word/2020/wordml/sdtdatahash" xmlns:w16sdtfl="http://schemas.microsoft.com/office/word/2024/wordml/sdtformatlock" xmlns:w16se="http://schemas.microsoft.com/office/word/2015/wordml/symex" mc:Ignorable="w14 w15 w16se w16cid w16 w16cex w16sdtdh w16sdtfl w16du">
+<w:styles xmlns:mc="http://schemas.openxmlformats.org/markup-compatibility/2006" xmlns:r="http://schemas.openxmlformats.org/officeDocument/2006/relationships" xmlns:w="http://schemas.openxmlformats.org/wordprocessingml/2006/main" xmlns:w14="http://schemas.microsoft.com/office/word/2010/wordml" xmlns:w15="http://schemas.microsoft.com/office/word/2012/wordml" xmlns:w16se="http://schemas.microsoft.com/office/word/2015/wordml/symex" mc:Ignorable="w14 w15 w16se">
   <w:docDefaults>
     <w:rPrDefault>
       <w:rPr>
@@ -1870,7 +3221,7 @@
       </w:pPr>
     </w:pPrDefault>
   </w:docDefaults>
-  <w:latentStyles w:defLockedState="0" w:defUIPriority="99" w:defSemiHidden="0" w:defUnhideWhenUsed="0" w:defQFormat="0" w:count="376">
+  <w:latentStyles w:defLockedState="0" w:defUIPriority="99" w:defSemiHidden="0" w:defUnhideWhenUsed="0" w:defQFormat="0" w:count="371">
     <w:lsdException w:name="Normal" w:uiPriority="0" w:qFormat="1"/>
     <w:lsdException w:name="heading 1" w:uiPriority="9" w:qFormat="1"/>
     <w:lsdException w:name="heading 2" w:semiHidden="1" w:uiPriority="9" w:unhideWhenUsed="1" w:qFormat="1"/>
@@ -2242,11 +3593,6 @@
     <w:lsdException w:name="List Table 5 Dark Accent 6" w:uiPriority="50"/>
     <w:lsdException w:name="List Table 6 Colorful Accent 6" w:uiPriority="51"/>
     <w:lsdException w:name="List Table 7 Colorful Accent 6" w:uiPriority="52"/>
-    <w:lsdException w:name="Mention" w:semiHidden="1" w:unhideWhenUsed="1"/>
-    <w:lsdException w:name="Smart Hyperlink" w:semiHidden="1" w:unhideWhenUsed="1"/>
-    <w:lsdException w:name="Hashtag" w:semiHidden="1" w:unhideWhenUsed="1"/>
-    <w:lsdException w:name="Unresolved Mention" w:semiHidden="1" w:unhideWhenUsed="1"/>
-    <w:lsdException w:name="Smart Link" w:semiHidden="1" w:unhideWhenUsed="1"/>
   </w:latentStyles>
   <w:style w:type="paragraph" w:default="1" w:styleId="a">
     <w:name w:val="Normal"/>
@@ -2259,6 +3605,7 @@
   <w:style w:type="character" w:default="1" w:styleId="a0">
     <w:name w:val="Default Paragraph Font"/>
     <w:uiPriority w:val="1"/>
+    <w:semiHidden/>
     <w:unhideWhenUsed/>
   </w:style>
   <w:style w:type="table" w:default="1" w:styleId="a1">
